--- a/downloads/sections/home-overview.docx
+++ b/downloads/sections/home-overview.docx
@@ -9,7 +9,7 @@
     </w:p>
     <w:p>
       <w:r>
-        <w:t>126 drawings. Each SVG is the diagram and the flow, counted once.</w:t>
+        <w:t>161 drawings. Each SVG is the diagram and the flow, counted once.</w:t>
       </w:r>
     </w:p>
     <w:p>
